--- a/Voto_Ponderado_Conhecimento_QI.docx
+++ b/Voto_Ponderado_Conhecimento_QI.docx
@@ -176,7 +176,7 @@
         <w:t>Peso padrão.</w:t>
       </w:r>
       <w:r>
-        <w:t xml:space="preserve"> Quem não optar por fazer o teste mantém um voto de peso padrão fixo. Ninguém perde o direito de votar, e o peso individual do voto de quem não faz o teste não é reduzido, embora a sua influência relativa possa diminuir (seção 2.2).</w:t>
+        <w:t xml:space="preserve"> Quem não optar por fazer o teste mantém um voto de peso padrão fixo. Ninguém perde o direito de votar, e o peso individual do voto de quem não faz o teste não é reduzido, embora a sua influência relativa possa diminuir (seção 2.3).</w:t>
       </w:r>
     </w:p>
     <w:p>
@@ -212,18 +212,40 @@
         <w:pStyle w:val="FirstParagraph"/>
       </w:pPr>
       <w:r>
-        <w:t>Seja P a pontuação composta de uma pessoa, normalizada entre 0 e 1, combinando conhecimento geral e inteligência. Uma forma simples de calcular o peso do voto é:</w:t>
-      </w:r>
-    </w:p>
-    <w:p>
-      <w:pPr>
-        <w:pStyle w:val="Corpodetexto"/>
-      </w:pPr>
+        <w:t xml:space="preserve">Sejam C a pontuação de conhecimento geral e I a pontuação de inteligência de uma pessoa, ambas normalizadas entre 0 e 1. A pontuação composta é P = a × C + b × I, com a + b = 1, e o princípio do modelo é que a inteligência pese mais do que o conhecimento, isto é, b &gt; a (seção 2.2). O peso do voto cresce linearmente com P. </w:t>
+      </w:r>
       <w:r>
         <w:rPr>
           <w:b/>
           <w:bCs/>
         </w:rPr>
+        <w:t>Como exemplo</w:t>
+      </w:r>
+      <w:r>
+        <w:t>, com a = 0,2 e b = 0,8:</w:t>
+      </w:r>
+    </w:p>
+    <w:p>
+      <w:pPr>
+        <w:pStyle w:val="Corpodetexto"/>
+      </w:pPr>
+      <w:r>
+        <w:rPr>
+          <w:b/>
+          <w:bCs/>
+        </w:rPr>
+        <w:t>P = 0,2 × C + 0,8 × I</w:t>
+      </w:r>
+    </w:p>
+    <w:p>
+      <w:pPr>
+        <w:pStyle w:val="Corpodetexto"/>
+      </w:pPr>
+      <w:r>
+        <w:rPr>
+          <w:b/>
+          <w:bCs/>
+        </w:rPr>
         <w:t>peso = 1 + 49 × P</w:t>
       </w:r>
     </w:p>
@@ -232,17 +254,72 @@
         <w:pStyle w:val="Corpodetexto"/>
       </w:pPr>
       <w:r>
-        <w:t>Assim, quem não faz o teste ou não usa a pontuação tem peso 1; quem obtém P = 0,5 tem peso 25,5; e quem obtém P = 1 tem o peso máximo, 50. A fórmula acima é apenas um exemplo: a função exata, o limite máximo e a proporção entre conhecimento e inteligência na pontuação composta são parâmetros a serem definidos.</w:t>
+        <w:t xml:space="preserve">Assim, quem não faz o teste ou não usa a pontuação tem peso 1; quem obtém C = 0,5 e I = 0,5 tem P = 0,5 e peso 25,5; e quem obtém C = 1 e I = 1 tem o peso máximo, 50. A diferença de ponderação aparece ao comparar duas pessoas: com conhecimento máximo e inteligência mediana (C = 1, I = 0,5), P = 0,6 e o peso é 30,4; com conhecimento mediano e inteligência máxima (C = 0,5, I = 1), P = 0,9 e o peso é 45,1. </w:t>
+      </w:r>
+      <w:r>
+        <w:rPr>
+          <w:b/>
+          <w:bCs/>
+          <w:i/>
+          <w:iCs/>
+          <w:color w:val="EE0000"/>
+        </w:rPr>
+        <w:t>As fórmulas acima são apenas um exemplo: a função exata, as proporções de 0,2 e 0,8 e o limite máximo são parâmetros a serem definidos. O limite de 50 vezes é só uma referência, e outros limites são possíveis</w:t>
+      </w:r>
+      <w:r>
+        <w:t>, como mostra a seção 2.3.</w:t>
       </w:r>
     </w:p>
     <w:p>
       <w:pPr>
         <w:pStyle w:val="Ttulo2"/>
       </w:pPr>
-      <w:bookmarkStart w:id="3" w:name="efeito-sobre-a-distribuição-do-poder"/>
+      <w:bookmarkStart w:id="3" w:name="Xf11a315e561c3fe162f1209dafee968327bda5f"/>
       <w:bookmarkEnd w:id="2"/>
       <w:r>
-        <w:t>2.2. Efeito sobre a distribuição do poder</w:t>
+        <w:t>2.2. Por que mais peso à inteligência do que ao conhecimento</w:t>
+      </w:r>
+    </w:p>
+    <w:p>
+      <w:pPr>
+        <w:pStyle w:val="FirstParagraph"/>
+      </w:pPr>
+      <w:r>
+        <w:t>A pontuação composta atribui peso maior à inteligência do que ao conhecimento (80% contra 20%, no exemplo) por duas razões.</w:t>
+      </w:r>
+    </w:p>
+    <w:p>
+      <w:pPr>
+        <w:pStyle w:val="Corpodetexto"/>
+      </w:pPr>
+      <w:r>
+        <w:t>A primeira é a desigualdade de acesso. O conhecimento geral é adquirido e depende de escolaridade, de acesso a livros e a bons professores e de tempo livre para estudar, fatores que acompanham a renda. Um peso grande sobre o conhecimento tenderia a transferir poder político para as classes mais ricas. A inteligência, medida por testes de raciocínio abstrato que não exigem conteúdo escolar, tende a depender menos desses fatores. Ela não é independente deles, porque também se correlaciona com renda e escolaridade. A ponderação, portanto, reduz o problema, mas não o elimina.</w:t>
+      </w:r>
+    </w:p>
+    <w:p>
+      <w:pPr>
+        <w:pStyle w:val="Corpodetexto"/>
+      </w:pPr>
+      <w:r>
+        <w:t>A segunda razão é que o conhecimento não deve ser descartado. O principal argumento a favor de dar mais peso a certos eleitores é que eleitores mais bem informados escolhem melhor os meios para os fins que eles próprios têm (seção 4). Por isso o conhecimento permanece na fórmula, com peso menor, em vez de ser eliminado.</w:t>
+      </w:r>
+    </w:p>
+    <w:p>
+      <w:pPr>
+        <w:pStyle w:val="Corpodetexto"/>
+      </w:pPr>
+      <w:r>
+        <w:t>O que o modelo defende é o princípio de que a inteligência tenha peso maior do que o conhecimento. Os valores 0,2 e 0,8 são apenas um exemplo, e outras proporções, como 0,3 e 0,7 ou 0,4 e 0,6, respeitam o mesmo princípio. A proporção adequada deve ser calibrada empiricamente, considerando a relação da pontuação com a qualidade da informação do eleitor e a sua correlação com a renda.</w:t>
+      </w:r>
+    </w:p>
+    <w:p>
+      <w:pPr>
+        <w:pStyle w:val="Ttulo2"/>
+      </w:pPr>
+      <w:bookmarkStart w:id="4" w:name="efeito-sobre-a-distribuição-do-poder"/>
+      <w:bookmarkEnd w:id="3"/>
+      <w:r>
+        <w:t>2.3. Efeito sobre a distribuição do poder</w:t>
       </w:r>
     </w:p>
     <w:p>
@@ -301,9 +378,9 @@
       <w:pPr>
         <w:pStyle w:val="Ttulo1"/>
       </w:pPr>
-      <w:bookmarkStart w:id="4" w:name="X79c9c51e533d446df05e776e01c6bf6ee6c55be"/>
+      <w:bookmarkStart w:id="5" w:name="X79c9c51e533d446df05e776e01c6bf6ee6c55be"/>
       <w:bookmarkEnd w:id="1"/>
-      <w:bookmarkEnd w:id="3"/>
+      <w:bookmarkEnd w:id="4"/>
       <w:r>
         <w:t>3. Compatibilidade com a Democracia Jocaxiana</w:t>
       </w:r>
@@ -313,15 +390,34 @@
         <w:pStyle w:val="FirstParagraph"/>
       </w:pPr>
       <w:r>
-        <w:t>O voto ponderado pode ser combinado com a Democracia Jocaxiana (Barcellos, 2025). Naquele modelo, cada pessoa começa com uma unidade de representatividade, que é transferida a quem recebe o seu voto. Na combinação, cada pessoa começaria com o seu peso individual em vez de 1, e a transferência de representatividade ao longo dos níveis (bloco, distrito, cidade, estado e país) permaneceria a mesma.</w:t>
+        <w:t xml:space="preserve">O voto ponderado pode ser combinado com a Democracia Jocaxiana (Barcellos, 2025). Naquele modelo, cada pessoa começa com uma unidade de representatividade, que é transferida a quem recebe o seu voto. Na combinação, cada pessoa começaria com o seu peso individual em vez de 1, e a transferência de representatividade ao longo dos níveis (bloco, distrito, cidade, estado e país) permaneceria a </w:t>
+      </w:r>
+      <w:proofErr w:type="gramStart"/>
+      <w:r>
+        <w:t>mesma.</w:t>
+      </w:r>
+      <w:r>
+        <w:t>[</w:t>
+      </w:r>
+      <w:proofErr w:type="gramEnd"/>
+      <w:hyperlink r:id="rId7" w:history="1">
+        <w:r>
+          <w:rPr>
+            <w:rStyle w:val="Hyperlink"/>
+          </w:rPr>
+          <w:t>01</w:t>
+        </w:r>
+      </w:hyperlink>
+      <w:r>
+        <w:t>]</w:t>
       </w:r>
     </w:p>
     <w:p>
       <w:pPr>
         <w:pStyle w:val="Ttulo1"/>
       </w:pPr>
-      <w:bookmarkStart w:id="5" w:name="objeções-e-respostas-do-modelo"/>
-      <w:bookmarkEnd w:id="4"/>
+      <w:bookmarkStart w:id="6" w:name="objeções-e-respostas-do-modelo"/>
+      <w:bookmarkEnd w:id="5"/>
       <w:r>
         <w:t>4. Objeções e respostas do modelo</w:t>
       </w:r>
@@ -348,7 +444,7 @@
         <w:t>Resposta do modelo:</w:t>
       </w:r>
       <w:r>
-        <w:t xml:space="preserve"> o peso padrão é preservado, ninguém é excluído, e a ponderação maior é uma escolha voluntária de quem se submete ao teste. Ainda assim, a influência relativa de quem não participa pode diminuir (seção 2.2), o que torna o limite máximo de peso um parâmetro central do modelo.</w:t>
+        <w:t xml:space="preserve"> o peso padrão é preservado, ninguém é excluído, e a ponderação maior é uma escolha voluntária de quem se submete ao teste. Ainda assim, a influência relativa de quem não participa pode diminuir (seção 2.3), o que torna o limite máximo de peso um parâmetro central do modelo.</w:t>
       </w:r>
     </w:p>
     <w:p>
@@ -398,7 +494,7 @@
         <w:t>Resposta do modelo:</w:t>
       </w:r>
       <w:r>
-        <w:t xml:space="preserve"> o limite máximo de peso reduz o efeito de eventuais distorções, e o teste deve ser público, gratuito, auditável e validado para a população eleitoral. A construção desse teste é condição necessária do modelo e uma questão em aberto.</w:t>
+        <w:t xml:space="preserve"> o limite máximo de peso reduz o efeito de eventuais distorções, e a ponderação maior da inteligência do que do conhecimento (seção 2.2) reduz, sem eliminar, a vantagem das classes com mais acesso à educação. Além disso, o teste deve ser público, gratuito, auditável e validado para a população eleitoral. A construção desse teste é condição necessária do modelo e uma questão em aberto.</w:t>
       </w:r>
     </w:p>
     <w:p>
@@ -480,8 +576,8 @@
       <w:pPr>
         <w:pStyle w:val="Ttulo1"/>
       </w:pPr>
-      <w:bookmarkStart w:id="6" w:name="conclusão"/>
-      <w:bookmarkEnd w:id="5"/>
+      <w:bookmarkStart w:id="7" w:name="conclusão"/>
+      <w:bookmarkEnd w:id="6"/>
       <w:r>
         <w:t>5. Conclusão</w:t>
       </w:r>
@@ -491,23 +587,23 @@
         <w:pStyle w:val="FirstParagraph"/>
       </w:pPr>
       <w:r>
-        <w:t>O Voto Ponderado por Conhecimento e QI é uma modalidade de democracia para quem entende que o peso do voto pode refletir, de forma voluntária e transparente, o conhecimento e a inteligência do eleitor. Os seus pontos centrais são a adesão opcional, o peso padrão garantido para quem não participa e um limite máximo para o peso ampliado, que controla a concentração de poder. Os pontos que dependem de estudo adicional são a construção e a validação do teste, a função de ponderação, o efeito da autosseleção e a proteção dos dados; a proposta é um modelo teórico, ainda sem avaliação empírica.</w:t>
+        <w:t>O Voto Ponderado por Conhecimento e QI é uma modalidade de democracia para quem entende que o peso do voto pode refletir, de forma voluntária e transparente, o conhecimento e a inteligência do eleitor. Os seus pontos centrais são a adesão opcional, o peso padrão garantido para quem não participa e um limite máximo para o peso ampliado, que controla a concentração de poder, e uma pontuação que pesa mais a inteligência do que o conhecimento, para reduzir a vantagem das classes mais ricas. Os pontos que dependem de estudo adicional são a construção e a validação do teste, a função de ponderação, o efeito da autosseleção e a proteção dos dados; a proposta é um modelo teórico, ainda sem avaliação empírica.</w:t>
       </w:r>
     </w:p>
     <w:p>
       <w:pPr>
         <w:pStyle w:val="Ttulo1"/>
         <w:rPr>
-          <w:sz w:val="18"/>
-          <w:szCs w:val="18"/>
-        </w:rPr>
-      </w:pPr>
-      <w:bookmarkStart w:id="7" w:name="X6e5363a2ea64c40705be1be4ad3b57716cacb0d"/>
-      <w:bookmarkEnd w:id="6"/>
-      <w:r>
-        <w:rPr>
-          <w:sz w:val="18"/>
-          <w:szCs w:val="18"/>
+          <w:sz w:val="20"/>
+          <w:szCs w:val="20"/>
+        </w:rPr>
+      </w:pPr>
+      <w:bookmarkStart w:id="8" w:name="X6e5363a2ea64c40705be1be4ad3b57716cacb0d"/>
+      <w:bookmarkEnd w:id="7"/>
+      <w:r>
+        <w:rPr>
+          <w:sz w:val="20"/>
+          <w:szCs w:val="20"/>
         </w:rPr>
         <w:t>Declaração de uso de inteligência artificial</w:t>
       </w:r>
@@ -516,14 +612,14 @@
       <w:pPr>
         <w:pStyle w:val="FirstParagraph"/>
         <w:rPr>
-          <w:sz w:val="18"/>
-          <w:szCs w:val="18"/>
-        </w:rPr>
-      </w:pPr>
-      <w:r>
-        <w:rPr>
-          <w:sz w:val="18"/>
-          <w:szCs w:val="18"/>
+          <w:sz w:val="20"/>
+          <w:szCs w:val="20"/>
+        </w:rPr>
+      </w:pPr>
+      <w:r>
+        <w:rPr>
+          <w:sz w:val="20"/>
+          <w:szCs w:val="20"/>
         </w:rPr>
         <w:t>As ideias e o modelo apresentados neste artigo são do autor. A redação do texto, a estruturação das seções e a seção de objeções e respostas, incluindo a análise do efeito sobre a distribuição de poder, foram elaboradas com o auxílio do assistente de inteligência artificial Claude (Anthropic), e revisadas pelo autor, que assume a responsabilidade pelo conteúdo.</w:t>
       </w:r>
@@ -532,8 +628,8 @@
       <w:pPr>
         <w:pStyle w:val="Ttulo1"/>
       </w:pPr>
-      <w:bookmarkStart w:id="8" w:name="referências"/>
-      <w:bookmarkEnd w:id="7"/>
+      <w:bookmarkStart w:id="9" w:name="referências"/>
+      <w:bookmarkEnd w:id="8"/>
       <w:r>
         <w:t>Referências</w:t>
       </w:r>
@@ -547,7 +643,48 @@
         </w:numPr>
       </w:pPr>
       <w:r>
-        <w:t xml:space="preserve">Barcellos, J. C. H. (2025). Jocaxian’s Democracy: The Best Democracy. </w:t>
+        <w:t xml:space="preserve">Barcellos, J. C. H. (2025). </w:t>
+      </w:r>
+      <w:hyperlink r:id="rId8" w:history="1">
+        <w:proofErr w:type="spellStart"/>
+        <w:r>
+          <w:rPr>
+            <w:rStyle w:val="Hyperlink"/>
+          </w:rPr>
+          <w:t>Jocaxian’s</w:t>
+        </w:r>
+        <w:proofErr w:type="spellEnd"/>
+        <w:r>
+          <w:rPr>
+            <w:rStyle w:val="Hyperlink"/>
+          </w:rPr>
+          <w:t xml:space="preserve"> </w:t>
+        </w:r>
+        <w:proofErr w:type="spellStart"/>
+        <w:r>
+          <w:rPr>
+            <w:rStyle w:val="Hyperlink"/>
+          </w:rPr>
+          <w:t>Democracy</w:t>
+        </w:r>
+        <w:proofErr w:type="spellEnd"/>
+        <w:r>
+          <w:rPr>
+            <w:rStyle w:val="Hyperlink"/>
+          </w:rPr>
+          <w:t xml:space="preserve">: The Best </w:t>
+        </w:r>
+        <w:proofErr w:type="spellStart"/>
+        <w:r>
+          <w:rPr>
+            <w:rStyle w:val="Hyperlink"/>
+          </w:rPr>
+          <w:t>Democracy</w:t>
+        </w:r>
+        <w:proofErr w:type="spellEnd"/>
+      </w:hyperlink>
+      <w:r>
+        <w:t xml:space="preserve">. </w:t>
       </w:r>
       <w:r>
         <w:rPr>
@@ -701,9 +838,51 @@
         </w:numPr>
       </w:pPr>
       <w:r>
-        <w:t>Anthropic. (2026). Claude Sonnet 5.5 [modelo de linguagem de grande porte]. https://www.anthropic.com</w:t>
-      </w:r>
-      <w:bookmarkEnd w:id="8"/>
+        <w:t xml:space="preserve">Anthropic. (2026). Claude Sonnet 5.5 [modelo de linguagem de grande porte]. </w:t>
+      </w:r>
+      <w:hyperlink r:id="rId9" w:history="1">
+        <w:r>
+          <w:rPr>
+            <w:rStyle w:val="Hyperlink"/>
+          </w:rPr>
+          <w:t>https://www.anthropic.com</w:t>
+        </w:r>
+      </w:hyperlink>
+      <w:bookmarkEnd w:id="9"/>
+    </w:p>
+    <w:p>
+      <w:pPr>
+        <w:pStyle w:val="Compact"/>
+      </w:pPr>
+    </w:p>
+    <w:p>
+      <w:pPr>
+        <w:pStyle w:val="Compact"/>
+      </w:pPr>
+      <w:r>
+        <w:t xml:space="preserve">Versão em </w:t>
+      </w:r>
+      <w:proofErr w:type="spellStart"/>
+      <w:r>
+        <w:t>Ingles</w:t>
+      </w:r>
+      <w:proofErr w:type="spellEnd"/>
+      <w:r>
+        <w:t xml:space="preserve">: </w:t>
+      </w:r>
+      <w:hyperlink r:id="rId10" w:history="1">
+        <w:r>
+          <w:rPr>
+            <w:rStyle w:val="Hyperlink"/>
+          </w:rPr>
+          <w:t>https://jocaxx.github.io/genismo/Weighted_Voting_Knowledge_IQ.htm</w:t>
+        </w:r>
+      </w:hyperlink>
+    </w:p>
+    <w:p>
+      <w:pPr>
+        <w:pStyle w:val="Compact"/>
+      </w:pPr>
     </w:p>
     <w:sectPr>
       <w:pgSz w:w="12240" w:h="15840"/>
@@ -763,7 +942,7 @@
   <w:abstractNum w:abstractNumId="0" w15:restartNumberingAfterBreak="0">
     <w:nsid w:val="0000A990"/>
     <w:multiLevelType w:val="multilevel"/>
-    <w:tmpl w:val="57EEA038"/>
+    <w:tmpl w:val="EF9E211A"/>
     <w:lvl w:ilvl="0">
       <w:numFmt w:val="bullet"/>
       <w:lvlText w:val=" "/>
@@ -840,7 +1019,7 @@
   <w:abstractNum w:abstractNumId="1" w15:restartNumberingAfterBreak="0">
     <w:nsid w:val="0000A991"/>
     <w:multiLevelType w:val="multilevel"/>
-    <w:tmpl w:val="4860FB18"/>
+    <w:tmpl w:val="93780854"/>
     <w:lvl w:ilvl="0">
       <w:numFmt w:val="bullet"/>
       <w:lvlText w:val="•"/>
@@ -917,7 +1096,7 @@
   <w:abstractNum w:abstractNumId="2" w15:restartNumberingAfterBreak="0">
     <w:nsid w:val="00A99411"/>
     <w:multiLevelType w:val="multilevel"/>
-    <w:tmpl w:val="35D0DFEE"/>
+    <w:tmpl w:val="E9D2CC4C"/>
     <w:lvl w:ilvl="0">
       <w:start w:val="1"/>
       <w:numFmt w:val="decimal"/>
@@ -1000,10 +1179,10 @@
       </w:pPr>
     </w:lvl>
   </w:abstractNum>
-  <w:num w:numId="1" w16cid:durableId="1465925202">
+  <w:num w:numId="1" w16cid:durableId="384792419">
     <w:abstractNumId w:val="0"/>
   </w:num>
-  <w:num w:numId="2" w16cid:durableId="15082684">
+  <w:num w:numId="2" w16cid:durableId="1458379648">
     <w:abstractNumId w:val="2"/>
     <w:lvlOverride w:ilvl="0">
       <w:startOverride w:val="1"/>
@@ -1033,10 +1212,10 @@
       <w:startOverride w:val="1"/>
     </w:lvlOverride>
   </w:num>
-  <w:num w:numId="3" w16cid:durableId="880171351">
+  <w:num w:numId="3" w16cid:durableId="852689331">
     <w:abstractNumId w:val="1"/>
   </w:num>
-  <w:num w:numId="4" w16cid:durableId="1575317329">
+  <w:num w:numId="4" w16cid:durableId="1102844723">
     <w:abstractNumId w:val="2"/>
     <w:lvlOverride w:ilvl="0">
       <w:startOverride w:val="1"/>
@@ -2092,6 +2271,18 @@
     <w:rPr>
       <w:rFonts w:ascii="Consolas" w:hAnsi="Consolas"/>
       <w:sz w:val="22"/>
+    </w:rPr>
+  </w:style>
+  <w:style w:type="character" w:styleId="MenoPendente">
+    <w:name w:val="Unresolved Mention"/>
+    <w:basedOn w:val="Fontepargpadro"/>
+    <w:uiPriority w:val="99"/>
+    <w:semiHidden/>
+    <w:unhideWhenUsed/>
+    <w:rsid w:val="005D2217"/>
+    <w:rPr>
+      <w:color w:val="605E5C"/>
+      <w:shd w:val="clear" w:color="auto" w:fill="E1DFDD"/>
     </w:rPr>
   </w:style>
 </w:styles>

--- a/Voto_Ponderado_Conhecimento_QI.docx
+++ b/Voto_Ponderado_Conhecimento_QI.docx
@@ -376,6 +376,22 @@
     </w:p>
     <w:p>
       <w:pPr>
+        <w:pStyle w:val="Ttulo2"/>
+      </w:pPr>
+      <w:r>
+        <w:t>2.4. Possibilidade de correção pela faixa socioeconômica</w:t>
+      </w:r>
+    </w:p>
+    <w:p>
+      <w:pPr>
+        <w:pStyle w:val="FirstParagraph"/>
+      </w:pPr>
+      <w:r>
+        <w:t>Uma possibilidade adicional é ajustar a pontuação de cada pessoa conforme a faixa socioeconômica a que pertence, de modo que a média das pontuações (ou, alternativamente, a distribuição, usando o percentil da pessoa dentro da sua faixa) seja igual em todas as faixas. Isso eliminaria, por construção, a vantagem média das classes com mais acesso à educação. O custo é que a pontuação passaria a refletir a posição relativa da pessoa dentro do seu grupo, e não apenas a sua competência em termos absolutos, o que enfraquece o argumento do eleitor mais informado (seção 4) e faz com que duas pessoas com a mesma pontuação bruta possam ter pesos diferentes. Esse efeito pode ser graduado por um parâmetro λ entre 0 e 1: com λ = 0 não há correção, e com λ = 1 a correção é total. A faixa deveria ser verificada em registros oficiais e, de preferência, refletir a origem socioeconômica da pessoa (como a renda familiar na infância) mais do que a renda atual, que é em parte consequência da própria capacidade. Como nos demais parâmetros, a escolha entre não corrigir, corrigir parcialmente ou corrigir totalmente fica em aberto.</w:t>
+      </w:r>
+    </w:p>
+    <w:p>
+      <w:pPr>
         <w:pStyle w:val="Ttulo1"/>
       </w:pPr>
       <w:bookmarkStart w:id="5" w:name="X79c9c51e533d446df05e776e01c6bf6ee6c55be"/>
@@ -390,16 +406,11 @@
         <w:pStyle w:val="FirstParagraph"/>
       </w:pPr>
       <w:r>
-        <w:t xml:space="preserve">O voto ponderado pode ser combinado com a Democracia Jocaxiana (Barcellos, 2025). Naquele modelo, cada pessoa começa com uma unidade de representatividade, que é transferida a quem recebe o seu voto. Na combinação, cada pessoa começaria com o seu peso individual em vez de 1, e a transferência de representatividade ao longo dos níveis (bloco, distrito, cidade, estado e país) permaneceria a </w:t>
-      </w:r>
-      <w:proofErr w:type="gramStart"/>
-      <w:r>
-        <w:t>mesma.</w:t>
+        <w:t>O voto ponderado pode ser combinado com a Democracia Jocaxiana (Barcellos, 2025). Naquele modelo, cada pessoa começa com uma unidade de representatividade, que é transferida a quem recebe o seu voto. Na combinação, cada pessoa começaria com o seu peso individual em vez de 1, e a transferência de representatividade ao longo dos níveis (bloco, distrito, cidade, estado e país) permaneceria a mesma.</w:t>
       </w:r>
       <w:r>
         <w:t>[</w:t>
       </w:r>
-      <w:proofErr w:type="gramEnd"/>
       <w:hyperlink r:id="rId7" w:history="1">
         <w:r>
           <w:rPr>
@@ -494,7 +505,7 @@
         <w:t>Resposta do modelo:</w:t>
       </w:r>
       <w:r>
-        <w:t xml:space="preserve"> o limite máximo de peso reduz o efeito de eventuais distorções, e a ponderação maior da inteligência do que do conhecimento (seção 2.2) reduz, sem eliminar, a vantagem das classes com mais acesso à educação. Além disso, o teste deve ser público, gratuito, auditável e validado para a população eleitoral. A construção desse teste é condição necessária do modelo e uma questão em aberto.</w:t>
+        <w:t xml:space="preserve"> o limite máximo de peso reduz o efeito de eventuais distorções, e a ponderação maior da inteligência do que do conhecimento (seção 2.2) reduz, sem eliminar, a vantagem das classes com mais acesso à educação, e a correção opcional pela faixa socioeconômica (seção 2.4) poderia reduzi-la ainda mais. Além disso, o teste deve ser público, gratuito, auditável e validado para a população eleitoral. A construção desse teste é condição necessária do modelo e uma questão em aberto.</w:t>
       </w:r>
     </w:p>
     <w:p>
@@ -860,15 +871,13 @@
         <w:pStyle w:val="Compact"/>
       </w:pPr>
       <w:r>
-        <w:t xml:space="preserve">Versão em </w:t>
-      </w:r>
-      <w:proofErr w:type="spellStart"/>
-      <w:r>
-        <w:t>Ingles</w:t>
-      </w:r>
-      <w:proofErr w:type="spellEnd"/>
-      <w:r>
-        <w:t xml:space="preserve">: </w:t>
+        <w:t>Versão em Ingl</w:t>
+      </w:r>
+      <w:r>
+        <w:t>ê</w:t>
+      </w:r>
+      <w:r>
+        <w:t xml:space="preserve">s: </w:t>
       </w:r>
       <w:hyperlink r:id="rId10" w:history="1">
         <w:r>
